--- a/experiment/docs/09_模板提交与一键复现.docx
+++ b/experiment/docs/09_模板提交与一键复现.docx
@@ -150,7 +150,7 @@
                 <w:b w:val="0"/>
                 <w:sz w:val="18"/>
               </w:rPr>
-              <w:t>26</w:t>
+              <w:t>25</w:t>
             </w:r>
           </w:p>
         </w:tc>
@@ -541,7 +541,7 @@
     </w:p>
     <w:p>
       <w:r>
-        <w:t>本次主表逐格检查15397项、配套表642项。重新读取后按原始DEM和机型复算Q1、Q2、Q3物理，再检查Q4源任务继承和组内资源需求。XLSX存储repr双精度字符串，显示小数不成为约束输入。validate_submission.py只读工作簿，不修改错误答案来通过校验。</w:t>
+        <w:t>本次主表逐格检查15388项、配套表642项。重新读取后按原始DEM和机型复算Q1、Q2、Q3物理，再检查Q4源任务继承和组内资源需求。XLSX存储repr双精度字符串，显示小数不成为约束输入。validate_submission.py只读工作簿，不修改错误答案来通过校验。</w:t>
       </w:r>
     </w:p>
     <w:p>
